--- a/Relatório/Teste_Usabilidade_PlayScore.docx
+++ b/Relatório/Teste_Usabilidade_PlayScore.docx
@@ -185,7 +185,21 @@
         <w:rPr>
           <w:lang w:val="pt-PT"/>
         </w:rPr>
-        <w:t>Registar-se e fazer login na plataforma.</w:t>
+        <w:t>Pesquisar um jogo que esteja interessado (</w:t>
+      </w:r>
+      <w:proofErr w:type="gramStart"/>
+      <w:r>
+        <w:rPr>
+          <w:lang w:val="pt-PT"/>
+        </w:rPr>
+        <w:t>catalogo</w:t>
+      </w:r>
+      <w:proofErr w:type="gramEnd"/>
+      <w:r>
+        <w:rPr>
+          <w:lang w:val="pt-PT"/>
+        </w:rPr>
+        <w:t>)</w:t>
       </w:r>
     </w:p>
     <w:p>
@@ -211,7 +225,7 @@
         <w:rPr>
           <w:lang w:val="pt-PT"/>
         </w:rPr>
-        <w:t>Adicionar um jogo à lista de favoritos.</w:t>
+        <w:t>Avaliar um jogo de 0 a 5</w:t>
       </w:r>
     </w:p>
     <w:p>
@@ -231,13 +245,19 @@
         <w:rPr>
           <w:lang w:val="pt-PT"/>
         </w:rPr>
-        <w:t xml:space="preserve">. </w:t>
+        <w:t>.</w:t>
       </w:r>
       <w:r>
         <w:rPr>
           <w:lang w:val="pt-PT"/>
         </w:rPr>
-        <w:t>Avaliar e escrever um breve comentário sobre um jogo.</w:t>
+        <w:t xml:space="preserve"> E</w:t>
+      </w:r>
+      <w:r>
+        <w:rPr>
+          <w:lang w:val="pt-PT"/>
+        </w:rPr>
+        <w:t>screver um breve comentário sobre um jogo.</w:t>
       </w:r>
     </w:p>
     <w:p>

--- a/Relatório/Teste_Usabilidade_PlayScore.docx
+++ b/Relatório/Teste_Usabilidade_PlayScore.docx
@@ -1,6 +1,6 @@
 
 <file path=word/document.xml><?xml version="1.0" encoding="utf-8"?>
-<w:document xmlns:wpc="http://schemas.microsoft.com/office/word/2010/wordprocessingCanvas" xmlns:cx="http://schemas.microsoft.com/office/drawing/2014/chartex" xmlns:cx1="http://schemas.microsoft.com/office/drawing/2015/9/8/chartex" xmlns:cx2="http://schemas.microsoft.com/office/drawing/2015/10/21/chartex" xmlns:cx3="http://schemas.microsoft.com/office/drawing/2016/5/9/chartex" xmlns:cx4="http://schemas.microsoft.com/office/drawing/2016/5/10/chartex" xmlns:cx5="http://schemas.microsoft.com/office/drawing/2016/5/11/chartex" xmlns:cx6="http://schemas.microsoft.com/office/drawing/2016/5/12/chartex" xmlns:cx7="http://schemas.microsoft.com/office/drawing/2016/5/13/chartex" xmlns:cx8="http://schemas.microsoft.com/office/drawing/2016/5/14/chartex" xmlns:mc="http://schemas.openxmlformats.org/markup-compatibility/2006" xmlns:aink="http://schemas.microsoft.com/office/drawing/2016/ink" xmlns:am3d="http://schemas.microsoft.com/office/drawing/2017/model3d" xmlns:o="urn:schemas-microsoft-com:office:office" xmlns:r="http://schemas.openxmlformats.org/officeDocument/2006/relationships" xmlns:m="http://schemas.openxmlformats.org/officeDocument/2006/math" xmlns:v="urn:schemas-microsoft-com:vml" xmlns:wp14="http://schemas.microsoft.com/office/word/2010/wordprocessingDrawing" xmlns:wp="http://schemas.openxmlformats.org/drawingml/2006/wordprocessingDrawing" xmlns:w10="urn:schemas-microsoft-com:office:word" xmlns:w="http://schemas.openxmlformats.org/wordprocessingml/2006/main" xmlns:w14="http://schemas.microsoft.com/office/word/2010/wordml" xmlns:w15="http://schemas.microsoft.com/office/word/2012/wordml" xmlns:w16cex="http://schemas.microsoft.com/office/word/2018/wordml/cex" xmlns:w16cid="http://schemas.microsoft.com/office/word/2016/wordml/cid" xmlns:w16="http://schemas.microsoft.com/office/word/2018/wordml" xmlns:w16sdtdh="http://schemas.microsoft.com/office/word/2020/wordml/sdtdatahash" xmlns:w16se="http://schemas.microsoft.com/office/word/2015/wordml/symex" xmlns:wpg="http://schemas.microsoft.com/office/word/2010/wordprocessingGroup" xmlns:wpi="http://schemas.microsoft.com/office/word/2010/wordprocessingInk" xmlns:wne="http://schemas.microsoft.com/office/word/2006/wordml" xmlns:wps="http://schemas.microsoft.com/office/word/2010/wordprocessingShape" mc:Ignorable="w14 w15 w16se w16cid w16 w16cex w16sdtdh wp14">
+<w:document xmlns:wpc="http://schemas.microsoft.com/office/word/2010/wordprocessingCanvas" xmlns:cx="http://schemas.microsoft.com/office/drawing/2014/chartex" xmlns:cx1="http://schemas.microsoft.com/office/drawing/2015/9/8/chartex" xmlns:cx2="http://schemas.microsoft.com/office/drawing/2015/10/21/chartex" xmlns:cx3="http://schemas.microsoft.com/office/drawing/2016/5/9/chartex" xmlns:cx4="http://schemas.microsoft.com/office/drawing/2016/5/10/chartex" xmlns:cx5="http://schemas.microsoft.com/office/drawing/2016/5/11/chartex" xmlns:cx6="http://schemas.microsoft.com/office/drawing/2016/5/12/chartex" xmlns:cx7="http://schemas.microsoft.com/office/drawing/2016/5/13/chartex" xmlns:cx8="http://schemas.microsoft.com/office/drawing/2016/5/14/chartex" xmlns:mc="http://schemas.openxmlformats.org/markup-compatibility/2006" xmlns:aink="http://schemas.microsoft.com/office/drawing/2016/ink" xmlns:am3d="http://schemas.microsoft.com/office/drawing/2017/model3d" xmlns:o="urn:schemas-microsoft-com:office:office" xmlns:oel="http://schemas.microsoft.com/office/2019/extlst" xmlns:r="http://schemas.openxmlformats.org/officeDocument/2006/relationships" xmlns:m="http://schemas.openxmlformats.org/officeDocument/2006/math" xmlns:v="urn:schemas-microsoft-com:vml" xmlns:wp14="http://schemas.microsoft.com/office/word/2010/wordprocessingDrawing" xmlns:wp="http://schemas.openxmlformats.org/drawingml/2006/wordprocessingDrawing" xmlns:w10="urn:schemas-microsoft-com:office:word" xmlns:w="http://schemas.openxmlformats.org/wordprocessingml/2006/main" xmlns:w14="http://schemas.microsoft.com/office/word/2010/wordml" xmlns:w15="http://schemas.microsoft.com/office/word/2012/wordml" xmlns:w16cex="http://schemas.microsoft.com/office/word/2018/wordml/cex" xmlns:w16cid="http://schemas.microsoft.com/office/word/2016/wordml/cid" xmlns:w16="http://schemas.microsoft.com/office/word/2018/wordml" xmlns:w16du="http://schemas.microsoft.com/office/word/2023/wordml/word16du" xmlns:w16sdtdh="http://schemas.microsoft.com/office/word/2020/wordml/sdtdatahash" xmlns:w16sdtfl="http://schemas.microsoft.com/office/word/2024/wordml/sdtformatlock" xmlns:w16se="http://schemas.microsoft.com/office/word/2015/wordml/symex" xmlns:wpg="http://schemas.microsoft.com/office/word/2010/wordprocessingGroup" xmlns:wpi="http://schemas.microsoft.com/office/word/2010/wordprocessingInk" xmlns:wne="http://schemas.microsoft.com/office/word/2006/wordml" xmlns:wps="http://schemas.microsoft.com/office/word/2010/wordprocessingShape" mc:Ignorable="w14 w15 w16se w16cid w16 w16cex w16sdtdh w16sdtfl w16du wp14">
   <w:body>
     <w:p>
       <w:pPr>
@@ -49,8 +49,115 @@
         <w:rPr>
           <w:lang w:val="pt-PT"/>
         </w:rPr>
-        <w:t>Samuel Cardoso 2201255</w:t>
+        <w:t>João Mendes 2242574</w:t>
       </w:r>
+    </w:p>
+    <w:p>
+      <w:pPr>
+        <w:pStyle w:val="Ttulo1"/>
+        <w:rPr>
+          <w:lang w:val="pt-PT"/>
+        </w:rPr>
+      </w:pPr>
+      <w:r>
+        <w:rPr>
+          <w:lang w:val="pt-PT"/>
+        </w:rPr>
+        <w:t>João Santos</w:t>
+      </w:r>
+      <w:r>
+        <w:rPr>
+          <w:lang w:val="pt-PT"/>
+        </w:rPr>
+        <w:t xml:space="preserve"> 2242573</w:t>
+      </w:r>
+    </w:p>
+    <w:p>
+      <w:pPr>
+        <w:pStyle w:val="Ttulo1"/>
+        <w:rPr>
+          <w:lang w:val="pt-PT"/>
+        </w:rPr>
+      </w:pPr>
+      <w:r>
+        <w:rPr>
+          <w:lang w:val="pt-PT"/>
+        </w:rPr>
+        <w:t>Rodrigo Ramos 2242573</w:t>
+      </w:r>
+    </w:p>
+    <w:p>
+      <w:pPr>
+        <w:pStyle w:val="Ttulo1"/>
+        <w:rPr>
+          <w:lang w:val="pt-PT"/>
+        </w:rPr>
+      </w:pPr>
+      <w:r>
+        <w:rPr>
+          <w:lang w:val="pt-PT"/>
+        </w:rPr>
+        <w:t>Samuel</w:t>
+      </w:r>
+      <w:r>
+        <w:rPr>
+          <w:lang w:val="pt-PT"/>
+        </w:rPr>
+        <w:t xml:space="preserve"> </w:t>
+      </w:r>
+      <w:r>
+        <w:rPr>
+          <w:lang w:val="pt-PT"/>
+        </w:rPr>
+        <w:t>Cardoso</w:t>
+      </w:r>
+      <w:r>
+        <w:rPr>
+          <w:lang w:val="pt-PT"/>
+        </w:rPr>
+        <w:t xml:space="preserve"> </w:t>
+      </w:r>
+      <w:r>
+        <w:rPr>
+          <w:lang w:val="pt-PT"/>
+        </w:rPr>
+        <w:t>2201255</w:t>
+      </w:r>
+    </w:p>
+    <w:p>
+      <w:pPr>
+        <w:rPr>
+          <w:lang w:val="pt-PT"/>
+        </w:rPr>
+      </w:pPr>
+    </w:p>
+    <w:p>
+      <w:pPr>
+        <w:rPr>
+          <w:lang w:val="pt-PT"/>
+        </w:rPr>
+      </w:pPr>
+    </w:p>
+    <w:p>
+      <w:pPr>
+        <w:rPr>
+          <w:lang w:val="pt-PT"/>
+        </w:rPr>
+      </w:pPr>
+    </w:p>
+    <w:p>
+      <w:pPr>
+        <w:rPr>
+          <w:lang w:val="pt-PT"/>
+        </w:rPr>
+      </w:pPr>
+    </w:p>
+    <w:p>
+      <w:pPr>
+        <w:rPr>
+          <w:lang w:val="pt-PT"/>
+        </w:rPr>
+      </w:pPr>
     </w:p>
     <w:p>
       <w:pPr>
@@ -294,10 +401,37 @@
     </w:p>
     <w:p>
       <w:pPr>
+        <w:pStyle w:val="Listacommarcas"/>
+        <w:numPr>
+          <w:ilvl w:val="0"/>
+          <w:numId w:val="0"/>
+        </w:numPr>
+        <w:ind w:left="360" w:hanging="360"/>
+        <w:rPr>
+          <w:lang w:val="pt-PT"/>
+        </w:rPr>
+      </w:pPr>
+    </w:p>
+    <w:p>
+      <w:pPr>
+        <w:pStyle w:val="Listacommarcas"/>
+        <w:numPr>
+          <w:ilvl w:val="0"/>
+          <w:numId w:val="0"/>
+        </w:numPr>
+        <w:ind w:left="360" w:hanging="360"/>
+        <w:rPr>
+          <w:lang w:val="pt-PT"/>
+        </w:rPr>
+      </w:pPr>
+    </w:p>
+    <w:p>
+      <w:pPr>
         <w:pStyle w:val="Ttulo1"/>
       </w:pPr>
       <w:proofErr w:type="spellStart"/>
       <w:r>
+        <w:lastRenderedPageBreak/>
         <w:t>Participantes</w:t>
       </w:r>
       <w:proofErr w:type="spellEnd"/>
@@ -711,12 +845,17 @@
       <w:pPr>
         <w:pStyle w:val="Ttulo1"/>
       </w:pPr>
+    </w:p>
+    <w:p>
+      <w:pPr>
+        <w:pStyle w:val="Ttulo1"/>
+      </w:pPr>
       <w:r>
-        <w:t xml:space="preserve">3. </w:t>
+        <w:t>3. C</w:t>
       </w:r>
       <w:proofErr w:type="spellStart"/>
       <w:r>
-        <w:t>Conclusões</w:t>
+        <w:t>onclusões</w:t>
       </w:r>
       <w:proofErr w:type="spellEnd"/>
     </w:p>
@@ -774,7 +913,7 @@
 </file>
 
 <file path=word/numbering.xml><?xml version="1.0" encoding="utf-8"?>
-<w:numbering xmlns:wpc="http://schemas.microsoft.com/office/word/2010/wordprocessingCanvas" xmlns:cx="http://schemas.microsoft.com/office/drawing/2014/chartex" xmlns:cx1="http://schemas.microsoft.com/office/drawing/2015/9/8/chartex" xmlns:cx2="http://schemas.microsoft.com/office/drawing/2015/10/21/chartex" xmlns:cx3="http://schemas.microsoft.com/office/drawing/2016/5/9/chartex" xmlns:cx4="http://schemas.microsoft.com/office/drawing/2016/5/10/chartex" xmlns:cx5="http://schemas.microsoft.com/office/drawing/2016/5/11/chartex" xmlns:cx6="http://schemas.microsoft.com/office/drawing/2016/5/12/chartex" xmlns:cx7="http://schemas.microsoft.com/office/drawing/2016/5/13/chartex" xmlns:cx8="http://schemas.microsoft.com/office/drawing/2016/5/14/chartex" xmlns:mc="http://schemas.openxmlformats.org/markup-compatibility/2006" xmlns:aink="http://schemas.microsoft.com/office/drawing/2016/ink" xmlns:am3d="http://schemas.microsoft.com/office/drawing/2017/model3d" xmlns:o="urn:schemas-microsoft-com:office:office" xmlns:r="http://schemas.openxmlformats.org/officeDocument/2006/relationships" xmlns:m="http://schemas.openxmlformats.org/officeDocument/2006/math" xmlns:v="urn:schemas-microsoft-com:vml" xmlns:wp14="http://schemas.microsoft.com/office/word/2010/wordprocessingDrawing" xmlns:wp="http://schemas.openxmlformats.org/drawingml/2006/wordprocessingDrawing" xmlns:w10="urn:schemas-microsoft-com:office:word" xmlns:w="http://schemas.openxmlformats.org/wordprocessingml/2006/main" xmlns:w14="http://schemas.microsoft.com/office/word/2010/wordml" xmlns:w15="http://schemas.microsoft.com/office/word/2012/wordml" xmlns:w16cex="http://schemas.microsoft.com/office/word/2018/wordml/cex" xmlns:w16cid="http://schemas.microsoft.com/office/word/2016/wordml/cid" xmlns:w16="http://schemas.microsoft.com/office/word/2018/wordml" xmlns:w16sdtdh="http://schemas.microsoft.com/office/word/2020/wordml/sdtdatahash" xmlns:w16se="http://schemas.microsoft.com/office/word/2015/wordml/symex" xmlns:wpg="http://schemas.microsoft.com/office/word/2010/wordprocessingGroup" xmlns:wpi="http://schemas.microsoft.com/office/word/2010/wordprocessingInk" xmlns:wne="http://schemas.microsoft.com/office/word/2006/wordml" xmlns:wps="http://schemas.microsoft.com/office/word/2010/wordprocessingShape" mc:Ignorable="w14 w15 w16se w16cid w16 w16cex w16sdtdh wp14">
+<w:numbering xmlns:wpc="http://schemas.microsoft.com/office/word/2010/wordprocessingCanvas" xmlns:cx="http://schemas.microsoft.com/office/drawing/2014/chartex" xmlns:cx1="http://schemas.microsoft.com/office/drawing/2015/9/8/chartex" xmlns:cx2="http://schemas.microsoft.com/office/drawing/2015/10/21/chartex" xmlns:cx3="http://schemas.microsoft.com/office/drawing/2016/5/9/chartex" xmlns:cx4="http://schemas.microsoft.com/office/drawing/2016/5/10/chartex" xmlns:cx5="http://schemas.microsoft.com/office/drawing/2016/5/11/chartex" xmlns:cx6="http://schemas.microsoft.com/office/drawing/2016/5/12/chartex" xmlns:cx7="http://schemas.microsoft.com/office/drawing/2016/5/13/chartex" xmlns:cx8="http://schemas.microsoft.com/office/drawing/2016/5/14/chartex" xmlns:mc="http://schemas.openxmlformats.org/markup-compatibility/2006" xmlns:aink="http://schemas.microsoft.com/office/drawing/2016/ink" xmlns:am3d="http://schemas.microsoft.com/office/drawing/2017/model3d" xmlns:o="urn:schemas-microsoft-com:office:office" xmlns:oel="http://schemas.microsoft.com/office/2019/extlst" xmlns:r="http://schemas.openxmlformats.org/officeDocument/2006/relationships" xmlns:m="http://schemas.openxmlformats.org/officeDocument/2006/math" xmlns:v="urn:schemas-microsoft-com:vml" xmlns:wp14="http://schemas.microsoft.com/office/word/2010/wordprocessingDrawing" xmlns:wp="http://schemas.openxmlformats.org/drawingml/2006/wordprocessingDrawing" xmlns:w10="urn:schemas-microsoft-com:office:word" xmlns:w="http://schemas.openxmlformats.org/wordprocessingml/2006/main" xmlns:w14="http://schemas.microsoft.com/office/word/2010/wordml" xmlns:w15="http://schemas.microsoft.com/office/word/2012/wordml" xmlns:w16cex="http://schemas.microsoft.com/office/word/2018/wordml/cex" xmlns:w16cid="http://schemas.microsoft.com/office/word/2016/wordml/cid" xmlns:w16="http://schemas.microsoft.com/office/word/2018/wordml" xmlns:w16du="http://schemas.microsoft.com/office/word/2023/wordml/word16du" xmlns:w16sdtdh="http://schemas.microsoft.com/office/word/2020/wordml/sdtdatahash" xmlns:w16sdtfl="http://schemas.microsoft.com/office/word/2024/wordml/sdtformatlock" xmlns:w16se="http://schemas.microsoft.com/office/word/2015/wordml/symex" xmlns:wpg="http://schemas.microsoft.com/office/word/2010/wordprocessingGroup" xmlns:wpi="http://schemas.microsoft.com/office/word/2010/wordprocessingInk" xmlns:wne="http://schemas.microsoft.com/office/word/2006/wordml" xmlns:wps="http://schemas.microsoft.com/office/word/2010/wordprocessingShape" mc:Ignorable="w14 w15 w16se w16cid w16 w16cex w16sdtdh w16sdtfl w16du wp14">
   <w:abstractNum w:abstractNumId="0" w15:restartNumberingAfterBreak="0">
     <w:nsid w:val="FFFFFF7C"/>
     <w:multiLevelType w:val="singleLevel"/>
@@ -947,6 +1086,119 @@
     </w:lvl>
   </w:abstractNum>
   <w:abstractNum w:abstractNumId="9" w15:restartNumberingAfterBreak="0">
+    <w:nsid w:val="34B542C9"/>
+    <w:multiLevelType w:val="hybridMultilevel"/>
+    <w:tmpl w:val="BB60EF58"/>
+    <w:lvl w:ilvl="0" w:tplc="08160001">
+      <w:start w:val="1"/>
+      <w:numFmt w:val="bullet"/>
+      <w:lvlText w:val=""/>
+      <w:lvlJc w:val="left"/>
+      <w:pPr>
+        <w:ind w:left="720" w:hanging="360"/>
+      </w:pPr>
+      <w:rPr>
+        <w:rFonts w:ascii="Symbol" w:hAnsi="Symbol" w:hint="default"/>
+      </w:rPr>
+    </w:lvl>
+    <w:lvl w:ilvl="1" w:tplc="08160003" w:tentative="1">
+      <w:start w:val="1"/>
+      <w:numFmt w:val="bullet"/>
+      <w:lvlText w:val="o"/>
+      <w:lvlJc w:val="left"/>
+      <w:pPr>
+        <w:ind w:left="1440" w:hanging="360"/>
+      </w:pPr>
+      <w:rPr>
+        <w:rFonts w:ascii="Courier New" w:hAnsi="Courier New" w:cs="Courier New" w:hint="default"/>
+      </w:rPr>
+    </w:lvl>
+    <w:lvl w:ilvl="2" w:tplc="08160005" w:tentative="1">
+      <w:start w:val="1"/>
+      <w:numFmt w:val="bullet"/>
+      <w:lvlText w:val=""/>
+      <w:lvlJc w:val="left"/>
+      <w:pPr>
+        <w:ind w:left="2160" w:hanging="360"/>
+      </w:pPr>
+      <w:rPr>
+        <w:rFonts w:ascii="Wingdings" w:hAnsi="Wingdings" w:hint="default"/>
+      </w:rPr>
+    </w:lvl>
+    <w:lvl w:ilvl="3" w:tplc="08160001" w:tentative="1">
+      <w:start w:val="1"/>
+      <w:numFmt w:val="bullet"/>
+      <w:lvlText w:val=""/>
+      <w:lvlJc w:val="left"/>
+      <w:pPr>
+        <w:ind w:left="2880" w:hanging="360"/>
+      </w:pPr>
+      <w:rPr>
+        <w:rFonts w:ascii="Symbol" w:hAnsi="Symbol" w:hint="default"/>
+      </w:rPr>
+    </w:lvl>
+    <w:lvl w:ilvl="4" w:tplc="08160003" w:tentative="1">
+      <w:start w:val="1"/>
+      <w:numFmt w:val="bullet"/>
+      <w:lvlText w:val="o"/>
+      <w:lvlJc w:val="left"/>
+      <w:pPr>
+        <w:ind w:left="3600" w:hanging="360"/>
+      </w:pPr>
+      <w:rPr>
+        <w:rFonts w:ascii="Courier New" w:hAnsi="Courier New" w:cs="Courier New" w:hint="default"/>
+      </w:rPr>
+    </w:lvl>
+    <w:lvl w:ilvl="5" w:tplc="08160005" w:tentative="1">
+      <w:start w:val="1"/>
+      <w:numFmt w:val="bullet"/>
+      <w:lvlText w:val=""/>
+      <w:lvlJc w:val="left"/>
+      <w:pPr>
+        <w:ind w:left="4320" w:hanging="360"/>
+      </w:pPr>
+      <w:rPr>
+        <w:rFonts w:ascii="Wingdings" w:hAnsi="Wingdings" w:hint="default"/>
+      </w:rPr>
+    </w:lvl>
+    <w:lvl w:ilvl="6" w:tplc="08160001" w:tentative="1">
+      <w:start w:val="1"/>
+      <w:numFmt w:val="bullet"/>
+      <w:lvlText w:val=""/>
+      <w:lvlJc w:val="left"/>
+      <w:pPr>
+        <w:ind w:left="5040" w:hanging="360"/>
+      </w:pPr>
+      <w:rPr>
+        <w:rFonts w:ascii="Symbol" w:hAnsi="Symbol" w:hint="default"/>
+      </w:rPr>
+    </w:lvl>
+    <w:lvl w:ilvl="7" w:tplc="08160003" w:tentative="1">
+      <w:start w:val="1"/>
+      <w:numFmt w:val="bullet"/>
+      <w:lvlText w:val="o"/>
+      <w:lvlJc w:val="left"/>
+      <w:pPr>
+        <w:ind w:left="5760" w:hanging="360"/>
+      </w:pPr>
+      <w:rPr>
+        <w:rFonts w:ascii="Courier New" w:hAnsi="Courier New" w:cs="Courier New" w:hint="default"/>
+      </w:rPr>
+    </w:lvl>
+    <w:lvl w:ilvl="8" w:tplc="08160005" w:tentative="1">
+      <w:start w:val="1"/>
+      <w:numFmt w:val="bullet"/>
+      <w:lvlText w:val=""/>
+      <w:lvlJc w:val="left"/>
+      <w:pPr>
+        <w:ind w:left="6480" w:hanging="360"/>
+      </w:pPr>
+      <w:rPr>
+        <w:rFonts w:ascii="Wingdings" w:hAnsi="Wingdings" w:hint="default"/>
+      </w:rPr>
+    </w:lvl>
+  </w:abstractNum>
+  <w:abstractNum w:abstractNumId="10" w15:restartNumberingAfterBreak="0">
     <w:nsid w:val="529727A9"/>
     <w:multiLevelType w:val="hybridMultilevel"/>
     <w:tmpl w:val="0BF88AF4"/>
@@ -1035,41 +1287,44 @@
       </w:pPr>
     </w:lvl>
   </w:abstractNum>
-  <w:num w:numId="1">
+  <w:num w:numId="1" w16cid:durableId="1483306042">
     <w:abstractNumId w:val="8"/>
   </w:num>
-  <w:num w:numId="2">
+  <w:num w:numId="2" w16cid:durableId="1456483269">
     <w:abstractNumId w:val="6"/>
   </w:num>
-  <w:num w:numId="3">
+  <w:num w:numId="3" w16cid:durableId="752750246">
     <w:abstractNumId w:val="5"/>
   </w:num>
-  <w:num w:numId="4">
+  <w:num w:numId="4" w16cid:durableId="1951735545">
     <w:abstractNumId w:val="4"/>
   </w:num>
-  <w:num w:numId="5">
+  <w:num w:numId="5" w16cid:durableId="553393338">
     <w:abstractNumId w:val="7"/>
   </w:num>
-  <w:num w:numId="6">
+  <w:num w:numId="6" w16cid:durableId="1600408761">
     <w:abstractNumId w:val="3"/>
   </w:num>
-  <w:num w:numId="7">
+  <w:num w:numId="7" w16cid:durableId="1816216974">
     <w:abstractNumId w:val="2"/>
   </w:num>
-  <w:num w:numId="8">
+  <w:num w:numId="8" w16cid:durableId="964851338">
     <w:abstractNumId w:val="1"/>
   </w:num>
-  <w:num w:numId="9">
+  <w:num w:numId="9" w16cid:durableId="1311790030">
     <w:abstractNumId w:val="0"/>
   </w:num>
-  <w:num w:numId="10">
+  <w:num w:numId="10" w16cid:durableId="1717587206">
+    <w:abstractNumId w:val="10"/>
+  </w:num>
+  <w:num w:numId="11" w16cid:durableId="1578203258">
     <w:abstractNumId w:val="9"/>
   </w:num>
 </w:numbering>
 </file>
 
 <file path=word/styles.xml><?xml version="1.0" encoding="utf-8"?>
-<w:styles xmlns:mc="http://schemas.openxmlformats.org/markup-compatibility/2006" xmlns:r="http://schemas.openxmlformats.org/officeDocument/2006/relationships" xmlns:w="http://schemas.openxmlformats.org/wordprocessingml/2006/main" xmlns:w14="http://schemas.microsoft.com/office/word/2010/wordml" xmlns:w15="http://schemas.microsoft.com/office/word/2012/wordml" xmlns:w16cex="http://schemas.microsoft.com/office/word/2018/wordml/cex" xmlns:w16cid="http://schemas.microsoft.com/office/word/2016/wordml/cid" xmlns:w16="http://schemas.microsoft.com/office/word/2018/wordml" xmlns:w16sdtdh="http://schemas.microsoft.com/office/word/2020/wordml/sdtdatahash" xmlns:w16se="http://schemas.microsoft.com/office/word/2015/wordml/symex" mc:Ignorable="w14 w15 w16se w16cid w16 w16cex w16sdtdh">
+<w:styles xmlns:mc="http://schemas.openxmlformats.org/markup-compatibility/2006" xmlns:r="http://schemas.openxmlformats.org/officeDocument/2006/relationships" xmlns:w="http://schemas.openxmlformats.org/wordprocessingml/2006/main" xmlns:w14="http://schemas.microsoft.com/office/word/2010/wordml" xmlns:w15="http://schemas.microsoft.com/office/word/2012/wordml" xmlns:w16cex="http://schemas.microsoft.com/office/word/2018/wordml/cex" xmlns:w16cid="http://schemas.microsoft.com/office/word/2016/wordml/cid" xmlns:w16="http://schemas.microsoft.com/office/word/2018/wordml" xmlns:w16du="http://schemas.microsoft.com/office/word/2023/wordml/word16du" xmlns:w16sdtdh="http://schemas.microsoft.com/office/word/2020/wordml/sdtdatahash" xmlns:w16sdtfl="http://schemas.microsoft.com/office/word/2024/wordml/sdtformatlock" xmlns:w16se="http://schemas.microsoft.com/office/word/2015/wordml/symex" mc:Ignorable="w14 w15 w16se w16cid w16 w16cex w16sdtdh w16sdtfl w16du">
   <w:docDefaults>
     <w:rPrDefault>
       <w:rPr>
@@ -1671,7 +1926,6 @@
   <w:style w:type="character" w:default="1" w:styleId="Tipodeletrapredefinidodopargrafo">
     <w:name w:val="Default Paragraph Font"/>
     <w:uiPriority w:val="1"/>
-    <w:semiHidden/>
     <w:unhideWhenUsed/>
   </w:style>
   <w:style w:type="table" w:default="1" w:styleId="Tabelanormal">
